--- a/Documennt/[Oral] Manual V1.docx
+++ b/Documennt/[Oral] Manual V1.docx
@@ -641,6 +641,12 @@
         </w:tabs>
         <w:spacing w:line="360" w:lineRule="auto"/>
         <w:sectPr>
+          <w:headerReference w:type="even" r:id="rId9"/>
+          <w:headerReference w:type="default" r:id="rId10"/>
+          <w:footerReference w:type="even" r:id="rId11"/>
+          <w:footerReference w:type="default" r:id="rId12"/>
+          <w:headerReference w:type="first" r:id="rId13"/>
+          <w:footerReference w:type="first" r:id="rId14"/>
           <w:pgSz w:w="11909" w:h="16834" w:code="9"/>
           <w:pgMar w:top="1440" w:right="1440" w:bottom="1440" w:left="1440" w:header="720" w:footer="720" w:gutter="0"/>
           <w:pgNumType w:fmt="lowerRoman" w:start="1"/>
@@ -2093,8 +2099,8 @@
           <w:szCs w:val="24"/>
         </w:rPr>
         <w:sectPr>
-          <w:headerReference w:type="default" r:id="rId9"/>
-          <w:footerReference w:type="default" r:id="rId10"/>
+          <w:headerReference w:type="default" r:id="rId15"/>
+          <w:footerReference w:type="default" r:id="rId16"/>
           <w:pgSz w:w="11909" w:h="16834" w:code="9"/>
           <w:pgMar w:top="1440" w:right="1469" w:bottom="1440" w:left="1440" w:header="720" w:footer="720" w:gutter="0"/>
           <w:cols w:space="720"/>
@@ -2608,7 +2614,7 @@
         </w:rPr>
         <w:t xml:space="preserve">Email: </w:t>
       </w:r>
-      <w:hyperlink r:id="rId11" w:history="1">
+      <w:hyperlink r:id="rId17" w:history="1">
         <w:r>
           <w:rPr>
             <w:rStyle w:val="Hyperlink"/>
@@ -5567,7 +5573,7 @@
                     <pic:cNvPicPr/>
                   </pic:nvPicPr>
                   <pic:blipFill>
-                    <a:blip r:embed="rId12"/>
+                    <a:blip r:embed="rId18"/>
                     <a:stretch>
                       <a:fillRect/>
                     </a:stretch>
@@ -5998,7 +6004,7 @@
                     <pic:cNvPicPr/>
                   </pic:nvPicPr>
                   <pic:blipFill>
-                    <a:blip r:embed="rId13"/>
+                    <a:blip r:embed="rId19"/>
                     <a:stretch>
                       <a:fillRect/>
                     </a:stretch>
@@ -6844,7 +6850,7 @@
                     <pic:cNvPicPr/>
                   </pic:nvPicPr>
                   <pic:blipFill>
-                    <a:blip r:embed="rId13"/>
+                    <a:blip r:embed="rId19"/>
                     <a:stretch>
                       <a:fillRect/>
                     </a:stretch>
@@ -8200,7 +8206,7 @@
                     <pic:cNvPicPr/>
                   </pic:nvPicPr>
                   <pic:blipFill>
-                    <a:blip r:embed="rId14"/>
+                    <a:blip r:embed="rId20"/>
                     <a:stretch>
                       <a:fillRect/>
                     </a:stretch>
@@ -9102,7 +9108,7 @@
                     <pic:cNvPicPr/>
                   </pic:nvPicPr>
                   <pic:blipFill>
-                    <a:blip r:embed="rId15"/>
+                    <a:blip r:embed="rId21"/>
                     <a:stretch>
                       <a:fillRect/>
                     </a:stretch>
@@ -11024,7 +11030,7 @@
                     <pic:cNvPicPr/>
                   </pic:nvPicPr>
                   <pic:blipFill>
-                    <a:blip r:embed="rId16"/>
+                    <a:blip r:embed="rId22"/>
                     <a:stretch>
                       <a:fillRect/>
                     </a:stretch>
@@ -11921,7 +11927,7 @@
                           <pic:cNvPicPr/>
                         </pic:nvPicPr>
                         <pic:blipFill>
-                          <a:blip r:embed="rId17" cstate="print">
+                          <a:blip r:embed="rId23" cstate="print">
                             <a:extLst>
                               <a:ext uri="{28A0092B-C50C-407E-A947-70E740481C1C}">
                                 <a14:useLocalDpi xmlns:a14="http://schemas.microsoft.com/office/drawing/2010/main" val="0"/>
@@ -12436,7 +12442,7 @@
                 <w:noProof/>
               </w:rPr>
               <w:drawing>
-                <wp:anchor distT="0" distB="0" distL="114300" distR="114300" simplePos="0" relativeHeight="251697152" behindDoc="0" locked="0" layoutInCell="1" allowOverlap="1" wp14:anchorId="7D32BA2E" wp14:editId="577057F0">
+                <wp:anchor distT="0" distB="0" distL="114300" distR="114300" simplePos="0" relativeHeight="251697152" behindDoc="0" locked="0" layoutInCell="1" allowOverlap="1" wp14:anchorId="7D32BA2E" wp14:editId="746C13BB">
                   <wp:simplePos x="0" y="0"/>
                   <wp:positionH relativeFrom="column">
                     <wp:posOffset>145853</wp:posOffset>
@@ -12459,7 +12465,7 @@
                           <pic:cNvPicPr/>
                         </pic:nvPicPr>
                         <pic:blipFill>
-                          <a:blip r:embed="rId18" cstate="print">
+                          <a:blip r:embed="rId24" cstate="print">
                             <a:extLst>
                               <a:ext uri="{28A0092B-C50C-407E-A947-70E740481C1C}">
                                 <a14:useLocalDpi xmlns:a14="http://schemas.microsoft.com/office/drawing/2010/main" val="0"/>
@@ -14610,7 +14616,27 @@
           <w:szCs w:val="24"/>
           <w:highlight w:val="yellow"/>
         </w:rPr>
-        <w:t xml:space="preserve"> khắc </w:t>
+        <w:t xml:space="preserve"> </w:t>
+      </w:r>
+      <w:proofErr w:type="spellStart"/>
+      <w:r>
+        <w:rPr>
+          <w:i/>
+          <w:iCs/>
+          <w:szCs w:val="24"/>
+          <w:highlight w:val="yellow"/>
+        </w:rPr>
+        <w:t>khắc</w:t>
+      </w:r>
+      <w:proofErr w:type="spellEnd"/>
+      <w:r>
+        <w:rPr>
+          <w:i/>
+          <w:iCs/>
+          <w:szCs w:val="24"/>
+          <w:highlight w:val="yellow"/>
+        </w:rPr>
+        <w:t xml:space="preserve"> </w:t>
       </w:r>
       <w:proofErr w:type="spellStart"/>
       <w:r>
@@ -14665,8 +14691,8 @@
       <w:proofErr w:type="spellEnd"/>
     </w:p>
     <w:sectPr>
-      <w:headerReference w:type="default" r:id="rId19"/>
-      <w:footerReference w:type="default" r:id="rId20"/>
+      <w:headerReference w:type="default" r:id="rId25"/>
+      <w:footerReference w:type="default" r:id="rId26"/>
       <w:pgSz w:w="11909" w:h="16834" w:code="9"/>
       <w:pgMar w:top="1134" w:right="1134" w:bottom="1134" w:left="1418" w:header="540" w:footer="720" w:gutter="0"/>
       <w:pgNumType w:start="1"/>
@@ -14706,6 +14732,36 @@
 <w:ftr xmlns:wpc="http://schemas.microsoft.com/office/word/2010/wordprocessingCanvas" xmlns:cx="http://schemas.microsoft.com/office/drawing/2014/chartex" xmlns:cx1="http://schemas.microsoft.com/office/drawing/2015/9/8/chartex" xmlns:cx2="http://schemas.microsoft.com/office/drawing/2015/10/21/chartex" xmlns:cx3="http://schemas.microsoft.com/office/drawing/2016/5/9/chartex" xmlns:cx4="http://schemas.microsoft.com/office/drawing/2016/5/10/chartex" xmlns:cx5="http://schemas.microsoft.com/office/drawing/2016/5/11/chartex" xmlns:cx6="http://schemas.microsoft.com/office/drawing/2016/5/12/chartex" xmlns:cx7="http://schemas.microsoft.com/office/drawing/2016/5/13/chartex" xmlns:cx8="http://schemas.microsoft.com/office/drawing/2016/5/14/chartex" xmlns:mc="http://schemas.openxmlformats.org/markup-compatibility/2006" xmlns:aink="http://schemas.microsoft.com/office/drawing/2016/ink" xmlns:am3d="http://schemas.microsoft.com/office/drawing/2017/model3d" xmlns:o="urn:schemas-microsoft-com:office:office" xmlns:oel="http://schemas.microsoft.com/office/2019/extlst" xmlns:r="http://schemas.openxmlformats.org/officeDocument/2006/relationships" xmlns:m="http://schemas.openxmlformats.org/officeDocument/2006/math" xmlns:v="urn:schemas-microsoft-com:vml" xmlns:wp14="http://schemas.microsoft.com/office/word/2010/wordprocessingDrawing" xmlns:wp="http://schemas.openxmlformats.org/drawingml/2006/wordprocessingDrawing" xmlns:w10="urn:schemas-microsoft-com:office:word" xmlns:w="http://schemas.openxmlformats.org/wordprocessingml/2006/main" xmlns:w14="http://schemas.microsoft.com/office/word/2010/wordml" xmlns:w15="http://schemas.microsoft.com/office/word/2012/wordml" xmlns:w16cex="http://schemas.microsoft.com/office/word/2018/wordml/cex" xmlns:w16cid="http://schemas.microsoft.com/office/word/2016/wordml/cid" xmlns:w16="http://schemas.microsoft.com/office/word/2018/wordml" xmlns:w16du="http://schemas.microsoft.com/office/word/2023/wordml/word16du" xmlns:w16sdtdh="http://schemas.microsoft.com/office/word/2020/wordml/sdtdatahash" xmlns:w16sdtfl="http://schemas.microsoft.com/office/word/2024/wordml/sdtformatlock" xmlns:w16se="http://schemas.microsoft.com/office/word/2015/wordml/symex" xmlns:wpg="http://schemas.microsoft.com/office/word/2010/wordprocessingGroup" xmlns:wpi="http://schemas.microsoft.com/office/word/2010/wordprocessingInk" xmlns:wne="http://schemas.microsoft.com/office/word/2006/wordml" xmlns:wps="http://schemas.microsoft.com/office/word/2010/wordprocessingShape" mc:Ignorable="w14 w15 w16se w16cid w16 w16cex w16sdtdh w16sdtfl w16du wp14">
   <w:p>
     <w:pPr>
+      <w:pStyle w:val="Footer"/>
+    </w:pPr>
+  </w:p>
+</w:ftr>
+</file>
+
+<file path=word/footer2.xml><?xml version="1.0" encoding="utf-8"?>
+<w:ftr xmlns:wpc="http://schemas.microsoft.com/office/word/2010/wordprocessingCanvas" xmlns:cx="http://schemas.microsoft.com/office/drawing/2014/chartex" xmlns:cx1="http://schemas.microsoft.com/office/drawing/2015/9/8/chartex" xmlns:cx2="http://schemas.microsoft.com/office/drawing/2015/10/21/chartex" xmlns:cx3="http://schemas.microsoft.com/office/drawing/2016/5/9/chartex" xmlns:cx4="http://schemas.microsoft.com/office/drawing/2016/5/10/chartex" xmlns:cx5="http://schemas.microsoft.com/office/drawing/2016/5/11/chartex" xmlns:cx6="http://schemas.microsoft.com/office/drawing/2016/5/12/chartex" xmlns:cx7="http://schemas.microsoft.com/office/drawing/2016/5/13/chartex" xmlns:cx8="http://schemas.microsoft.com/office/drawing/2016/5/14/chartex" xmlns:mc="http://schemas.openxmlformats.org/markup-compatibility/2006" xmlns:aink="http://schemas.microsoft.com/office/drawing/2016/ink" xmlns:am3d="http://schemas.microsoft.com/office/drawing/2017/model3d" xmlns:o="urn:schemas-microsoft-com:office:office" xmlns:oel="http://schemas.microsoft.com/office/2019/extlst" xmlns:r="http://schemas.openxmlformats.org/officeDocument/2006/relationships" xmlns:m="http://schemas.openxmlformats.org/officeDocument/2006/math" xmlns:v="urn:schemas-microsoft-com:vml" xmlns:wp14="http://schemas.microsoft.com/office/word/2010/wordprocessingDrawing" xmlns:wp="http://schemas.openxmlformats.org/drawingml/2006/wordprocessingDrawing" xmlns:w10="urn:schemas-microsoft-com:office:word" xmlns:w="http://schemas.openxmlformats.org/wordprocessingml/2006/main" xmlns:w14="http://schemas.microsoft.com/office/word/2010/wordml" xmlns:w15="http://schemas.microsoft.com/office/word/2012/wordml" xmlns:w16cex="http://schemas.microsoft.com/office/word/2018/wordml/cex" xmlns:w16cid="http://schemas.microsoft.com/office/word/2016/wordml/cid" xmlns:w16="http://schemas.microsoft.com/office/word/2018/wordml" xmlns:w16du="http://schemas.microsoft.com/office/word/2023/wordml/word16du" xmlns:w16sdtdh="http://schemas.microsoft.com/office/word/2020/wordml/sdtdatahash" xmlns:w16sdtfl="http://schemas.microsoft.com/office/word/2024/wordml/sdtformatlock" xmlns:w16se="http://schemas.microsoft.com/office/word/2015/wordml/symex" xmlns:wpg="http://schemas.microsoft.com/office/word/2010/wordprocessingGroup" xmlns:wpi="http://schemas.microsoft.com/office/word/2010/wordprocessingInk" xmlns:wne="http://schemas.microsoft.com/office/word/2006/wordml" xmlns:wps="http://schemas.microsoft.com/office/word/2010/wordprocessingShape" mc:Ignorable="w14 w15 w16se w16cid w16 w16cex w16sdtdh w16sdtfl w16du wp14">
+  <w:p>
+    <w:pPr>
+      <w:pStyle w:val="Footer"/>
+    </w:pPr>
+  </w:p>
+</w:ftr>
+</file>
+
+<file path=word/footer3.xml><?xml version="1.0" encoding="utf-8"?>
+<w:ftr xmlns:wpc="http://schemas.microsoft.com/office/word/2010/wordprocessingCanvas" xmlns:cx="http://schemas.microsoft.com/office/drawing/2014/chartex" xmlns:cx1="http://schemas.microsoft.com/office/drawing/2015/9/8/chartex" xmlns:cx2="http://schemas.microsoft.com/office/drawing/2015/10/21/chartex" xmlns:cx3="http://schemas.microsoft.com/office/drawing/2016/5/9/chartex" xmlns:cx4="http://schemas.microsoft.com/office/drawing/2016/5/10/chartex" xmlns:cx5="http://schemas.microsoft.com/office/drawing/2016/5/11/chartex" xmlns:cx6="http://schemas.microsoft.com/office/drawing/2016/5/12/chartex" xmlns:cx7="http://schemas.microsoft.com/office/drawing/2016/5/13/chartex" xmlns:cx8="http://schemas.microsoft.com/office/drawing/2016/5/14/chartex" xmlns:mc="http://schemas.openxmlformats.org/markup-compatibility/2006" xmlns:aink="http://schemas.microsoft.com/office/drawing/2016/ink" xmlns:am3d="http://schemas.microsoft.com/office/drawing/2017/model3d" xmlns:o="urn:schemas-microsoft-com:office:office" xmlns:oel="http://schemas.microsoft.com/office/2019/extlst" xmlns:r="http://schemas.openxmlformats.org/officeDocument/2006/relationships" xmlns:m="http://schemas.openxmlformats.org/officeDocument/2006/math" xmlns:v="urn:schemas-microsoft-com:vml" xmlns:wp14="http://schemas.microsoft.com/office/word/2010/wordprocessingDrawing" xmlns:wp="http://schemas.openxmlformats.org/drawingml/2006/wordprocessingDrawing" xmlns:w10="urn:schemas-microsoft-com:office:word" xmlns:w="http://schemas.openxmlformats.org/wordprocessingml/2006/main" xmlns:w14="http://schemas.microsoft.com/office/word/2010/wordml" xmlns:w15="http://schemas.microsoft.com/office/word/2012/wordml" xmlns:w16cex="http://schemas.microsoft.com/office/word/2018/wordml/cex" xmlns:w16cid="http://schemas.microsoft.com/office/word/2016/wordml/cid" xmlns:w16="http://schemas.microsoft.com/office/word/2018/wordml" xmlns:w16du="http://schemas.microsoft.com/office/word/2023/wordml/word16du" xmlns:w16sdtdh="http://schemas.microsoft.com/office/word/2020/wordml/sdtdatahash" xmlns:w16sdtfl="http://schemas.microsoft.com/office/word/2024/wordml/sdtformatlock" xmlns:w16se="http://schemas.microsoft.com/office/word/2015/wordml/symex" xmlns:wpg="http://schemas.microsoft.com/office/word/2010/wordprocessingGroup" xmlns:wpi="http://schemas.microsoft.com/office/word/2010/wordprocessingInk" xmlns:wne="http://schemas.microsoft.com/office/word/2006/wordml" xmlns:wps="http://schemas.microsoft.com/office/word/2010/wordprocessingShape" mc:Ignorable="w14 w15 w16se w16cid w16 w16cex w16sdtdh w16sdtfl w16du wp14">
+  <w:p>
+    <w:pPr>
+      <w:pStyle w:val="Footer"/>
+    </w:pPr>
+  </w:p>
+</w:ftr>
+</file>
+
+<file path=word/footer4.xml><?xml version="1.0" encoding="utf-8"?>
+<w:ftr xmlns:wpc="http://schemas.microsoft.com/office/word/2010/wordprocessingCanvas" xmlns:cx="http://schemas.microsoft.com/office/drawing/2014/chartex" xmlns:cx1="http://schemas.microsoft.com/office/drawing/2015/9/8/chartex" xmlns:cx2="http://schemas.microsoft.com/office/drawing/2015/10/21/chartex" xmlns:cx3="http://schemas.microsoft.com/office/drawing/2016/5/9/chartex" xmlns:cx4="http://schemas.microsoft.com/office/drawing/2016/5/10/chartex" xmlns:cx5="http://schemas.microsoft.com/office/drawing/2016/5/11/chartex" xmlns:cx6="http://schemas.microsoft.com/office/drawing/2016/5/12/chartex" xmlns:cx7="http://schemas.microsoft.com/office/drawing/2016/5/13/chartex" xmlns:cx8="http://schemas.microsoft.com/office/drawing/2016/5/14/chartex" xmlns:mc="http://schemas.openxmlformats.org/markup-compatibility/2006" xmlns:aink="http://schemas.microsoft.com/office/drawing/2016/ink" xmlns:am3d="http://schemas.microsoft.com/office/drawing/2017/model3d" xmlns:o="urn:schemas-microsoft-com:office:office" xmlns:oel="http://schemas.microsoft.com/office/2019/extlst" xmlns:r="http://schemas.openxmlformats.org/officeDocument/2006/relationships" xmlns:m="http://schemas.openxmlformats.org/officeDocument/2006/math" xmlns:v="urn:schemas-microsoft-com:vml" xmlns:wp14="http://schemas.microsoft.com/office/word/2010/wordprocessingDrawing" xmlns:wp="http://schemas.openxmlformats.org/drawingml/2006/wordprocessingDrawing" xmlns:w10="urn:schemas-microsoft-com:office:word" xmlns:w="http://schemas.openxmlformats.org/wordprocessingml/2006/main" xmlns:w14="http://schemas.microsoft.com/office/word/2010/wordml" xmlns:w15="http://schemas.microsoft.com/office/word/2012/wordml" xmlns:w16cex="http://schemas.microsoft.com/office/word/2018/wordml/cex" xmlns:w16cid="http://schemas.microsoft.com/office/word/2016/wordml/cid" xmlns:w16="http://schemas.microsoft.com/office/word/2018/wordml" xmlns:w16du="http://schemas.microsoft.com/office/word/2023/wordml/word16du" xmlns:w16sdtdh="http://schemas.microsoft.com/office/word/2020/wordml/sdtdatahash" xmlns:w16sdtfl="http://schemas.microsoft.com/office/word/2024/wordml/sdtformatlock" xmlns:w16se="http://schemas.microsoft.com/office/word/2015/wordml/symex" xmlns:wpg="http://schemas.microsoft.com/office/word/2010/wordprocessingGroup" xmlns:wpi="http://schemas.microsoft.com/office/word/2010/wordprocessingInk" xmlns:wne="http://schemas.microsoft.com/office/word/2006/wordml" xmlns:wps="http://schemas.microsoft.com/office/word/2010/wordprocessingShape" mc:Ignorable="w14 w15 w16se w16cid w16 w16cex w16sdtdh w16sdtfl w16du wp14">
+  <w:p>
+    <w:pPr>
       <w:pStyle w:val="Header"/>
       <w:tabs>
         <w:tab w:val="clear" w:pos="9360"/>
@@ -14753,7 +14809,7 @@
 </w:ftr>
 </file>
 
-<file path=word/footer2.xml><?xml version="1.0" encoding="utf-8"?>
+<file path=word/footer5.xml><?xml version="1.0" encoding="utf-8"?>
 <w:ftr xmlns:wpc="http://schemas.microsoft.com/office/word/2010/wordprocessingCanvas" xmlns:cx="http://schemas.microsoft.com/office/drawing/2014/chartex" xmlns:cx1="http://schemas.microsoft.com/office/drawing/2015/9/8/chartex" xmlns:cx2="http://schemas.microsoft.com/office/drawing/2015/10/21/chartex" xmlns:cx3="http://schemas.microsoft.com/office/drawing/2016/5/9/chartex" xmlns:cx4="http://schemas.microsoft.com/office/drawing/2016/5/10/chartex" xmlns:cx5="http://schemas.microsoft.com/office/drawing/2016/5/11/chartex" xmlns:cx6="http://schemas.microsoft.com/office/drawing/2016/5/12/chartex" xmlns:cx7="http://schemas.microsoft.com/office/drawing/2016/5/13/chartex" xmlns:cx8="http://schemas.microsoft.com/office/drawing/2016/5/14/chartex" xmlns:mc="http://schemas.openxmlformats.org/markup-compatibility/2006" xmlns:aink="http://schemas.microsoft.com/office/drawing/2016/ink" xmlns:am3d="http://schemas.microsoft.com/office/drawing/2017/model3d" xmlns:o="urn:schemas-microsoft-com:office:office" xmlns:oel="http://schemas.microsoft.com/office/2019/extlst" xmlns:r="http://schemas.openxmlformats.org/officeDocument/2006/relationships" xmlns:m="http://schemas.openxmlformats.org/officeDocument/2006/math" xmlns:v="urn:schemas-microsoft-com:vml" xmlns:wp14="http://schemas.microsoft.com/office/word/2010/wordprocessingDrawing" xmlns:wp="http://schemas.openxmlformats.org/drawingml/2006/wordprocessingDrawing" xmlns:w10="urn:schemas-microsoft-com:office:word" xmlns:w="http://schemas.openxmlformats.org/wordprocessingml/2006/main" xmlns:w14="http://schemas.microsoft.com/office/word/2010/wordml" xmlns:w15="http://schemas.microsoft.com/office/word/2012/wordml" xmlns:w16cex="http://schemas.microsoft.com/office/word/2018/wordml/cex" xmlns:w16cid="http://schemas.microsoft.com/office/word/2016/wordml/cid" xmlns:w16="http://schemas.microsoft.com/office/word/2018/wordml" xmlns:w16du="http://schemas.microsoft.com/office/word/2023/wordml/word16du" xmlns:w16sdtdh="http://schemas.microsoft.com/office/word/2020/wordml/sdtdatahash" xmlns:w16sdtfl="http://schemas.microsoft.com/office/word/2024/wordml/sdtformatlock" xmlns:w16se="http://schemas.microsoft.com/office/word/2015/wordml/symex" xmlns:wpg="http://schemas.microsoft.com/office/word/2010/wordprocessingGroup" xmlns:wpi="http://schemas.microsoft.com/office/word/2010/wordprocessingInk" xmlns:wne="http://schemas.microsoft.com/office/word/2006/wordml" xmlns:wps="http://schemas.microsoft.com/office/word/2010/wordprocessingShape" mc:Ignorable="w14 w15 w16se w16cid w16 w16cex w16sdtdh w16sdtfl w16du wp14">
   <w:p>
     <w:pPr>
@@ -14778,23 +14834,7 @@
         <w:iCs/>
         <w:color w:val="7F7F7F" w:themeColor="text1" w:themeTint="80"/>
       </w:rPr>
-      <w:t>CHECK WEIGHER</w:t>
-    </w:r>
-    <w:r>
-      <w:rPr>
-        <w:i w:val="0"/>
-        <w:iCs/>
-        <w:color w:val="7F7F7F" w:themeColor="text1" w:themeTint="80"/>
-      </w:rPr>
-      <w:t xml:space="preserve">_ </w:t>
-    </w:r>
-    <w:r>
-      <w:rPr>
-        <w:i w:val="0"/>
-        <w:iCs/>
-        <w:color w:val="7F7F7F" w:themeColor="text1" w:themeTint="80"/>
-      </w:rPr>
-      <w:t>KAWASHIMA2</w:t>
+      <w:t>CHECK WEIGHER PACKING ORAL</w:t>
     </w:r>
     <w:r>
       <w:tab/>
@@ -14858,6 +14898,36 @@
     <w:pPr>
       <w:pStyle w:val="Header"/>
     </w:pPr>
+  </w:p>
+</w:hdr>
+</file>
+
+<file path=word/header2.xml><?xml version="1.0" encoding="utf-8"?>
+<w:hdr xmlns:wpc="http://schemas.microsoft.com/office/word/2010/wordprocessingCanvas" xmlns:cx="http://schemas.microsoft.com/office/drawing/2014/chartex" xmlns:cx1="http://schemas.microsoft.com/office/drawing/2015/9/8/chartex" xmlns:cx2="http://schemas.microsoft.com/office/drawing/2015/10/21/chartex" xmlns:cx3="http://schemas.microsoft.com/office/drawing/2016/5/9/chartex" xmlns:cx4="http://schemas.microsoft.com/office/drawing/2016/5/10/chartex" xmlns:cx5="http://schemas.microsoft.com/office/drawing/2016/5/11/chartex" xmlns:cx6="http://schemas.microsoft.com/office/drawing/2016/5/12/chartex" xmlns:cx7="http://schemas.microsoft.com/office/drawing/2016/5/13/chartex" xmlns:cx8="http://schemas.microsoft.com/office/drawing/2016/5/14/chartex" xmlns:mc="http://schemas.openxmlformats.org/markup-compatibility/2006" xmlns:aink="http://schemas.microsoft.com/office/drawing/2016/ink" xmlns:am3d="http://schemas.microsoft.com/office/drawing/2017/model3d" xmlns:o="urn:schemas-microsoft-com:office:office" xmlns:oel="http://schemas.microsoft.com/office/2019/extlst" xmlns:r="http://schemas.openxmlformats.org/officeDocument/2006/relationships" xmlns:m="http://schemas.openxmlformats.org/officeDocument/2006/math" xmlns:v="urn:schemas-microsoft-com:vml" xmlns:wp14="http://schemas.microsoft.com/office/word/2010/wordprocessingDrawing" xmlns:wp="http://schemas.openxmlformats.org/drawingml/2006/wordprocessingDrawing" xmlns:w10="urn:schemas-microsoft-com:office:word" xmlns:w="http://schemas.openxmlformats.org/wordprocessingml/2006/main" xmlns:w14="http://schemas.microsoft.com/office/word/2010/wordml" xmlns:w15="http://schemas.microsoft.com/office/word/2012/wordml" xmlns:w16cex="http://schemas.microsoft.com/office/word/2018/wordml/cex" xmlns:w16cid="http://schemas.microsoft.com/office/word/2016/wordml/cid" xmlns:w16="http://schemas.microsoft.com/office/word/2018/wordml" xmlns:w16du="http://schemas.microsoft.com/office/word/2023/wordml/word16du" xmlns:w16sdtdh="http://schemas.microsoft.com/office/word/2020/wordml/sdtdatahash" xmlns:w16sdtfl="http://schemas.microsoft.com/office/word/2024/wordml/sdtformatlock" xmlns:w16se="http://schemas.microsoft.com/office/word/2015/wordml/symex" xmlns:wpg="http://schemas.microsoft.com/office/word/2010/wordprocessingGroup" xmlns:wpi="http://schemas.microsoft.com/office/word/2010/wordprocessingInk" xmlns:wne="http://schemas.microsoft.com/office/word/2006/wordml" xmlns:wps="http://schemas.microsoft.com/office/word/2010/wordprocessingShape" mc:Ignorable="w14 w15 w16se w16cid w16 w16cex w16sdtdh w16sdtfl w16du wp14">
+  <w:p>
+    <w:pPr>
+      <w:pStyle w:val="Header"/>
+    </w:pPr>
+  </w:p>
+</w:hdr>
+</file>
+
+<file path=word/header3.xml><?xml version="1.0" encoding="utf-8"?>
+<w:hdr xmlns:wpc="http://schemas.microsoft.com/office/word/2010/wordprocessingCanvas" xmlns:cx="http://schemas.microsoft.com/office/drawing/2014/chartex" xmlns:cx1="http://schemas.microsoft.com/office/drawing/2015/9/8/chartex" xmlns:cx2="http://schemas.microsoft.com/office/drawing/2015/10/21/chartex" xmlns:cx3="http://schemas.microsoft.com/office/drawing/2016/5/9/chartex" xmlns:cx4="http://schemas.microsoft.com/office/drawing/2016/5/10/chartex" xmlns:cx5="http://schemas.microsoft.com/office/drawing/2016/5/11/chartex" xmlns:cx6="http://schemas.microsoft.com/office/drawing/2016/5/12/chartex" xmlns:cx7="http://schemas.microsoft.com/office/drawing/2016/5/13/chartex" xmlns:cx8="http://schemas.microsoft.com/office/drawing/2016/5/14/chartex" xmlns:mc="http://schemas.openxmlformats.org/markup-compatibility/2006" xmlns:aink="http://schemas.microsoft.com/office/drawing/2016/ink" xmlns:am3d="http://schemas.microsoft.com/office/drawing/2017/model3d" xmlns:o="urn:schemas-microsoft-com:office:office" xmlns:oel="http://schemas.microsoft.com/office/2019/extlst" xmlns:r="http://schemas.openxmlformats.org/officeDocument/2006/relationships" xmlns:m="http://schemas.openxmlformats.org/officeDocument/2006/math" xmlns:v="urn:schemas-microsoft-com:vml" xmlns:wp14="http://schemas.microsoft.com/office/word/2010/wordprocessingDrawing" xmlns:wp="http://schemas.openxmlformats.org/drawingml/2006/wordprocessingDrawing" xmlns:w10="urn:schemas-microsoft-com:office:word" xmlns:w="http://schemas.openxmlformats.org/wordprocessingml/2006/main" xmlns:w14="http://schemas.microsoft.com/office/word/2010/wordml" xmlns:w15="http://schemas.microsoft.com/office/word/2012/wordml" xmlns:w16cex="http://schemas.microsoft.com/office/word/2018/wordml/cex" xmlns:w16cid="http://schemas.microsoft.com/office/word/2016/wordml/cid" xmlns:w16="http://schemas.microsoft.com/office/word/2018/wordml" xmlns:w16du="http://schemas.microsoft.com/office/word/2023/wordml/word16du" xmlns:w16sdtdh="http://schemas.microsoft.com/office/word/2020/wordml/sdtdatahash" xmlns:w16sdtfl="http://schemas.microsoft.com/office/word/2024/wordml/sdtformatlock" xmlns:w16se="http://schemas.microsoft.com/office/word/2015/wordml/symex" xmlns:wpg="http://schemas.microsoft.com/office/word/2010/wordprocessingGroup" xmlns:wpi="http://schemas.microsoft.com/office/word/2010/wordprocessingInk" xmlns:wne="http://schemas.microsoft.com/office/word/2006/wordml" xmlns:wps="http://schemas.microsoft.com/office/word/2010/wordprocessingShape" mc:Ignorable="w14 w15 w16se w16cid w16 w16cex w16sdtdh w16sdtfl w16du wp14">
+  <w:p>
+    <w:pPr>
+      <w:pStyle w:val="Header"/>
+    </w:pPr>
+  </w:p>
+</w:hdr>
+</file>
+
+<file path=word/header4.xml><?xml version="1.0" encoding="utf-8"?>
+<w:hdr xmlns:wpc="http://schemas.microsoft.com/office/word/2010/wordprocessingCanvas" xmlns:cx="http://schemas.microsoft.com/office/drawing/2014/chartex" xmlns:cx1="http://schemas.microsoft.com/office/drawing/2015/9/8/chartex" xmlns:cx2="http://schemas.microsoft.com/office/drawing/2015/10/21/chartex" xmlns:cx3="http://schemas.microsoft.com/office/drawing/2016/5/9/chartex" xmlns:cx4="http://schemas.microsoft.com/office/drawing/2016/5/10/chartex" xmlns:cx5="http://schemas.microsoft.com/office/drawing/2016/5/11/chartex" xmlns:cx6="http://schemas.microsoft.com/office/drawing/2016/5/12/chartex" xmlns:cx7="http://schemas.microsoft.com/office/drawing/2016/5/13/chartex" xmlns:cx8="http://schemas.microsoft.com/office/drawing/2016/5/14/chartex" xmlns:mc="http://schemas.openxmlformats.org/markup-compatibility/2006" xmlns:aink="http://schemas.microsoft.com/office/drawing/2016/ink" xmlns:am3d="http://schemas.microsoft.com/office/drawing/2017/model3d" xmlns:o="urn:schemas-microsoft-com:office:office" xmlns:oel="http://schemas.microsoft.com/office/2019/extlst" xmlns:r="http://schemas.openxmlformats.org/officeDocument/2006/relationships" xmlns:m="http://schemas.openxmlformats.org/officeDocument/2006/math" xmlns:v="urn:schemas-microsoft-com:vml" xmlns:wp14="http://schemas.microsoft.com/office/word/2010/wordprocessingDrawing" xmlns:wp="http://schemas.openxmlformats.org/drawingml/2006/wordprocessingDrawing" xmlns:w10="urn:schemas-microsoft-com:office:word" xmlns:w="http://schemas.openxmlformats.org/wordprocessingml/2006/main" xmlns:w14="http://schemas.microsoft.com/office/word/2010/wordml" xmlns:w15="http://schemas.microsoft.com/office/word/2012/wordml" xmlns:w16cex="http://schemas.microsoft.com/office/word/2018/wordml/cex" xmlns:w16cid="http://schemas.microsoft.com/office/word/2016/wordml/cid" xmlns:w16="http://schemas.microsoft.com/office/word/2018/wordml" xmlns:w16du="http://schemas.microsoft.com/office/word/2023/wordml/word16du" xmlns:w16sdtdh="http://schemas.microsoft.com/office/word/2020/wordml/sdtdatahash" xmlns:w16sdtfl="http://schemas.microsoft.com/office/word/2024/wordml/sdtformatlock" xmlns:w16se="http://schemas.microsoft.com/office/word/2015/wordml/symex" xmlns:wpg="http://schemas.microsoft.com/office/word/2010/wordprocessingGroup" xmlns:wpi="http://schemas.microsoft.com/office/word/2010/wordprocessingInk" xmlns:wne="http://schemas.microsoft.com/office/word/2006/wordml" xmlns:wps="http://schemas.microsoft.com/office/word/2010/wordprocessingShape" mc:Ignorable="w14 w15 w16se w16cid w16 w16cex w16sdtdh w16sdtfl w16du wp14">
+  <w:p>
+    <w:pPr>
+      <w:pStyle w:val="Header"/>
+    </w:pPr>
     <w:r>
       <w:tab/>
     </w:r>
@@ -14865,7 +14935,7 @@
 </w:hdr>
 </file>
 
-<file path=word/header2.xml><?xml version="1.0" encoding="utf-8"?>
+<file path=word/header5.xml><?xml version="1.0" encoding="utf-8"?>
 <w:hdr xmlns:wpc="http://schemas.microsoft.com/office/word/2010/wordprocessingCanvas" xmlns:cx="http://schemas.microsoft.com/office/drawing/2014/chartex" xmlns:cx1="http://schemas.microsoft.com/office/drawing/2015/9/8/chartex" xmlns:cx2="http://schemas.microsoft.com/office/drawing/2015/10/21/chartex" xmlns:cx3="http://schemas.microsoft.com/office/drawing/2016/5/9/chartex" xmlns:cx4="http://schemas.microsoft.com/office/drawing/2016/5/10/chartex" xmlns:cx5="http://schemas.microsoft.com/office/drawing/2016/5/11/chartex" xmlns:cx6="http://schemas.microsoft.com/office/drawing/2016/5/12/chartex" xmlns:cx7="http://schemas.microsoft.com/office/drawing/2016/5/13/chartex" xmlns:cx8="http://schemas.microsoft.com/office/drawing/2016/5/14/chartex" xmlns:mc="http://schemas.openxmlformats.org/markup-compatibility/2006" xmlns:aink="http://schemas.microsoft.com/office/drawing/2016/ink" xmlns:am3d="http://schemas.microsoft.com/office/drawing/2017/model3d" xmlns:o="urn:schemas-microsoft-com:office:office" xmlns:oel="http://schemas.microsoft.com/office/2019/extlst" xmlns:r="http://schemas.openxmlformats.org/officeDocument/2006/relationships" xmlns:m="http://schemas.openxmlformats.org/officeDocument/2006/math" xmlns:v="urn:schemas-microsoft-com:vml" xmlns:wp14="http://schemas.microsoft.com/office/word/2010/wordprocessingDrawing" xmlns:wp="http://schemas.openxmlformats.org/drawingml/2006/wordprocessingDrawing" xmlns:w10="urn:schemas-microsoft-com:office:word" xmlns:w="http://schemas.openxmlformats.org/wordprocessingml/2006/main" xmlns:w14="http://schemas.microsoft.com/office/word/2010/wordml" xmlns:w15="http://schemas.microsoft.com/office/word/2012/wordml" xmlns:w16cex="http://schemas.microsoft.com/office/word/2018/wordml/cex" xmlns:w16cid="http://schemas.microsoft.com/office/word/2016/wordml/cid" xmlns:w16="http://schemas.microsoft.com/office/word/2018/wordml" xmlns:w16du="http://schemas.microsoft.com/office/word/2023/wordml/word16du" xmlns:w16sdtdh="http://schemas.microsoft.com/office/word/2020/wordml/sdtdatahash" xmlns:w16sdtfl="http://schemas.microsoft.com/office/word/2024/wordml/sdtformatlock" xmlns:w16se="http://schemas.microsoft.com/office/word/2015/wordml/symex" xmlns:wpg="http://schemas.microsoft.com/office/word/2010/wordprocessingGroup" xmlns:wpi="http://schemas.microsoft.com/office/word/2010/wordprocessingInk" xmlns:wne="http://schemas.microsoft.com/office/word/2006/wordml" xmlns:wps="http://schemas.microsoft.com/office/word/2010/wordprocessingShape" mc:Ignorable="w14 w15 w16se w16cid w16 w16cex w16sdtdh w16sdtfl w16du wp14">
   <w:p>
     <w:pPr>
